--- a/docs/Alerting-MVNO.docx
+++ b/docs/Alerting-MVNO.docx
@@ -36,7 +36,7 @@
           <w:color w:val="64748B"/>
           <w:sz w:val="18"/>
         </w:rPr>
-        <w:t>Technical reference · generated from the live registry (server/src) on 16 Sep 2026 · Digital Operations</w:t>
+        <w:t>Technical reference v2 · generated from the live registry (server/src) on 16 Sep 2026 · Digital Operations · for review by the L1/L2 teams</w:t>
       </w:r>
     </w:p>
     <w:p>
@@ -18224,6 +18224,923 @@
                 <w:sz w:val="18"/>
               </w:rPr>
               <w:t>raise reopenMin / clearHoldMin (settings alert_flap) or move the threshold out of the noise band</w:t>
+            </w:r>
+          </w:p>
+        </w:tc>
+      </w:tr>
+    </w:tbl>
+    <w:p/>
+    <w:p>
+      <w:r>
+        <w:br w:type="page"/>
+      </w:r>
+    </w:p>
+    <w:p>
+      <w:pPr>
+        <w:pStyle w:val="Heading1"/>
+      </w:pPr>
+      <w:r>
+        <w:t>6. Data sources — console dataset ↔ prod source the L2 team monitors</w:t>
+      </w:r>
+    </w:p>
+    <w:p>
+      <w:r>
+        <w:rPr>
+          <w:b w:val="0"/>
+          <w:i w:val="0"/>
+        </w:rPr>
+        <w:t>The registry behind Alerts › ⛁ Data sources (server/src/datasets.js). For each dataset the console shows the live status (synced / lagging / stale / unavailable = newest row vs the expected lag, rows in the last hour) and stamps "data as of …" on every incident. Label, prod equivalent and expected lag are editable in the console (audited); pool, table and sync mechanism are facts of the deployment. Only these datasets can back a console-managed metric.</w:t>
+      </w:r>
+    </w:p>
+    <w:tbl>
+      <w:tblPr>
+        <w:tblStyle w:val="TableGrid"/>
+        <w:tblW w:type="auto" w:w="0"/>
+        <w:jc w:val="center"/>
+        <w:tblLook w:firstColumn="1" w:firstRow="1" w:lastColumn="0" w:lastRow="0" w:noHBand="0" w:noVBand="1" w:val="04A0"/>
+      </w:tblPr>
+      <w:tblGrid>
+        <w:gridCol w:w="2523"/>
+        <w:gridCol w:w="2523"/>
+        <w:gridCol w:w="2523"/>
+        <w:gridCol w:w="2523"/>
+        <w:gridCol w:w="2523"/>
+        <w:gridCol w:w="2523"/>
+      </w:tblGrid>
+      <w:tr>
+        <w:tc>
+          <w:tcPr>
+            <w:tcW w:type="dxa" w:w="2721"/>
+            <w:shd w:val="clear" w:color="auto" w:fill="0E9F5A"/>
+          </w:tcPr>
+          <w:p>
+            <w:r/>
+            <w:r>
+              <w:rPr>
+                <w:b/>
+                <w:color w:val="FFFFFF"/>
+                <w:sz w:val="17"/>
+              </w:rPr>
+              <w:t>Console dataset</w:t>
+            </w:r>
+          </w:p>
+        </w:tc>
+        <w:tc>
+          <w:tcPr>
+            <w:tcW w:type="dxa" w:w="2891"/>
+            <w:shd w:val="clear" w:color="auto" w:fill="0E9F5A"/>
+          </w:tcPr>
+          <w:p>
+            <w:r/>
+            <w:r>
+              <w:rPr>
+                <w:b/>
+                <w:color w:val="FFFFFF"/>
+                <w:sz w:val="17"/>
+              </w:rPr>
+              <w:t>Pool · table · time column</w:t>
+            </w:r>
+          </w:p>
+        </w:tc>
+        <w:tc>
+          <w:tcPr>
+            <w:tcW w:type="dxa" w:w="4422"/>
+            <w:shd w:val="clear" w:color="auto" w:fill="0E9F5A"/>
+          </w:tcPr>
+          <w:p>
+            <w:r/>
+            <w:r>
+              <w:rPr>
+                <w:b/>
+                <w:color w:val="FFFFFF"/>
+                <w:sz w:val="17"/>
+              </w:rPr>
+              <w:t>Prod equivalent (what L2 watches)</w:t>
+            </w:r>
+          </w:p>
+        </w:tc>
+        <w:tc>
+          <w:tcPr>
+            <w:tcW w:type="dxa" w:w="2721"/>
+            <w:shd w:val="clear" w:color="auto" w:fill="0E9F5A"/>
+          </w:tcPr>
+          <w:p>
+            <w:r/>
+            <w:r>
+              <w:rPr>
+                <w:b/>
+                <w:color w:val="FFFFFF"/>
+                <w:sz w:val="17"/>
+              </w:rPr>
+              <w:t>Sync mechanism</w:t>
+            </w:r>
+          </w:p>
+        </w:tc>
+        <w:tc>
+          <w:tcPr>
+            <w:tcW w:type="dxa" w:w="1191"/>
+            <w:shd w:val="clear" w:color="auto" w:fill="0E9F5A"/>
+          </w:tcPr>
+          <w:p>
+            <w:r/>
+            <w:r>
+              <w:rPr>
+                <w:b/>
+                <w:color w:val="FFFFFF"/>
+                <w:sz w:val="17"/>
+              </w:rPr>
+              <w:t>Expected lag</w:t>
+            </w:r>
+          </w:p>
+        </w:tc>
+        <w:tc>
+          <w:tcPr>
+            <w:tcW w:type="dxa" w:w="1871"/>
+            <w:shd w:val="clear" w:color="auto" w:fill="0E9F5A"/>
+          </w:tcPr>
+          <w:p>
+            <w:r/>
+            <w:r>
+              <w:rPr>
+                <w:b/>
+                <w:color w:val="FFFFFF"/>
+                <w:sz w:val="17"/>
+              </w:rPr>
+              <w:t>Derived columns</w:t>
+            </w:r>
+          </w:p>
+        </w:tc>
+      </w:tr>
+      <w:tr>
+        <w:tc>
+          <w:tcPr>
+            <w:tcW w:type="dxa" w:w="2721"/>
+          </w:tcPr>
+          <w:p>
+            <w:r/>
+            <w:r>
+              <w:rPr>
+                <w:sz w:val="17"/>
+              </w:rPr>
+              <w:t>Payments (selfcare)</w:t>
+            </w:r>
+          </w:p>
+        </w:tc>
+        <w:tc>
+          <w:tcPr>
+            <w:tcW w:type="dxa" w:w="2891"/>
+          </w:tcPr>
+          <w:p>
+            <w:r/>
+            <w:r>
+              <w:rPr>
+                <w:sz w:val="17"/>
+              </w:rPr>
+              <w:t>selfcare replica · payments · created_at</w:t>
+            </w:r>
+          </w:p>
+        </w:tc>
+        <w:tc>
+          <w:tcPr>
+            <w:tcW w:type="dxa" w:w="4422"/>
+          </w:tcPr>
+          <w:p>
+            <w:r/>
+            <w:r>
+              <w:rPr>
+                <w:sz w:val="17"/>
+              </w:rPr>
+              <w:t>prod selfcare DB · payments (same table) — L2: Grafana payments board + gateway consoles (UPG / HyperPay / Tap)</w:t>
+            </w:r>
+          </w:p>
+        </w:tc>
+        <w:tc>
+          <w:tcPr>
+            <w:tcW w:type="dxa" w:w="2721"/>
+          </w:tcPr>
+          <w:p>
+            <w:r/>
+            <w:r>
+              <w:rPr>
+                <w:sz w:val="17"/>
+              </w:rPr>
+              <w:t>DB replication (prod-sync)</w:t>
+            </w:r>
+          </w:p>
+        </w:tc>
+        <w:tc>
+          <w:tcPr>
+            <w:tcW w:type="dxa" w:w="1191"/>
+          </w:tcPr>
+          <w:p>
+            <w:r/>
+            <w:r>
+              <w:rPr>
+                <w:sz w:val="17"/>
+              </w:rPr>
+              <w:t>10 min</w:t>
+            </w:r>
+          </w:p>
+        </w:tc>
+        <w:tc>
+          <w:tcPr>
+            <w:tcW w:type="dxa" w:w="1871"/>
+          </w:tcPr>
+          <w:p>
+            <w:r/>
+            <w:r>
+              <w:rPr>
+                <w:sz w:val="17"/>
+              </w:rPr>
+              <w:t>—</w:t>
+            </w:r>
+          </w:p>
+        </w:tc>
+      </w:tr>
+      <w:tr>
+        <w:tc>
+          <w:tcPr>
+            <w:tcW w:type="dxa" w:w="2721"/>
+          </w:tcPr>
+          <w:p>
+            <w:r/>
+            <w:r>
+              <w:rPr>
+                <w:sz w:val="17"/>
+              </w:rPr>
+              <w:t>Activation / BSS calls (selfcare)</w:t>
+            </w:r>
+          </w:p>
+        </w:tc>
+        <w:tc>
+          <w:tcPr>
+            <w:tcW w:type="dxa" w:w="2891"/>
+          </w:tcPr>
+          <w:p>
+            <w:r/>
+            <w:r>
+              <w:rPr>
+                <w:sz w:val="17"/>
+              </w:rPr>
+              <w:t>selfcare replica · activation_logs · created_at</w:t>
+            </w:r>
+          </w:p>
+        </w:tc>
+        <w:tc>
+          <w:tcPr>
+            <w:tcW w:type="dxa" w:w="4422"/>
+          </w:tcPr>
+          <w:p>
+            <w:r/>
+            <w:r>
+              <w:rPr>
+                <w:sz w:val="17"/>
+              </w:rPr>
+              <w:t>prod selfcare DB · activation_logs — L2: BSS (Optiva) response codes, OSB logs</w:t>
+            </w:r>
+          </w:p>
+        </w:tc>
+        <w:tc>
+          <w:tcPr>
+            <w:tcW w:type="dxa" w:w="2721"/>
+          </w:tcPr>
+          <w:p>
+            <w:r/>
+            <w:r>
+              <w:rPr>
+                <w:sz w:val="17"/>
+              </w:rPr>
+              <w:t>DB replication (prod-sync)</w:t>
+            </w:r>
+          </w:p>
+        </w:tc>
+        <w:tc>
+          <w:tcPr>
+            <w:tcW w:type="dxa" w:w="1191"/>
+          </w:tcPr>
+          <w:p>
+            <w:r/>
+            <w:r>
+              <w:rPr>
+                <w:sz w:val="17"/>
+              </w:rPr>
+              <w:t>10 min</w:t>
+            </w:r>
+          </w:p>
+        </w:tc>
+        <w:tc>
+          <w:tcPr>
+            <w:tcW w:type="dxa" w:w="1871"/>
+          </w:tcPr>
+          <w:p>
+            <w:r/>
+            <w:r>
+              <w:rPr>
+                <w:sz w:val="17"/>
+              </w:rPr>
+              <w:t>cls</w:t>
+            </w:r>
+          </w:p>
+        </w:tc>
+      </w:tr>
+      <w:tr>
+        <w:tc>
+          <w:tcPr>
+            <w:tcW w:type="dxa" w:w="2721"/>
+          </w:tcPr>
+          <w:p>
+            <w:r/>
+            <w:r>
+              <w:rPr>
+                <w:sz w:val="17"/>
+              </w:rPr>
+              <w:t>Eligibility / Semati calls (selfcare)</w:t>
+            </w:r>
+          </w:p>
+        </w:tc>
+        <w:tc>
+          <w:tcPr>
+            <w:tcW w:type="dxa" w:w="2891"/>
+          </w:tcPr>
+          <w:p>
+            <w:r/>
+            <w:r>
+              <w:rPr>
+                <w:sz w:val="17"/>
+              </w:rPr>
+              <w:t>selfcare replica · eligibility_logs · created_at</w:t>
+            </w:r>
+          </w:p>
+        </w:tc>
+        <w:tc>
+          <w:tcPr>
+            <w:tcW w:type="dxa" w:w="4422"/>
+          </w:tcPr>
+          <w:p>
+            <w:r/>
+            <w:r>
+              <w:rPr>
+                <w:sz w:val="17"/>
+              </w:rPr>
+              <w:t>prod selfcare DB · eligibility_logs — L2: TCC / Semati provider status</w:t>
+            </w:r>
+          </w:p>
+        </w:tc>
+        <w:tc>
+          <w:tcPr>
+            <w:tcW w:type="dxa" w:w="2721"/>
+          </w:tcPr>
+          <w:p>
+            <w:r/>
+            <w:r>
+              <w:rPr>
+                <w:sz w:val="17"/>
+              </w:rPr>
+              <w:t>DB replication (prod-sync)</w:t>
+            </w:r>
+          </w:p>
+        </w:tc>
+        <w:tc>
+          <w:tcPr>
+            <w:tcW w:type="dxa" w:w="1191"/>
+          </w:tcPr>
+          <w:p>
+            <w:r/>
+            <w:r>
+              <w:rPr>
+                <w:sz w:val="17"/>
+              </w:rPr>
+              <w:t>10 min</w:t>
+            </w:r>
+          </w:p>
+        </w:tc>
+        <w:tc>
+          <w:tcPr>
+            <w:tcW w:type="dxa" w:w="1871"/>
+          </w:tcPr>
+          <w:p>
+            <w:r/>
+            <w:r>
+              <w:rPr>
+                <w:sz w:val="17"/>
+              </w:rPr>
+              <w:t>cls</w:t>
+            </w:r>
+          </w:p>
+        </w:tc>
+      </w:tr>
+      <w:tr>
+        <w:tc>
+          <w:tcPr>
+            <w:tcW w:type="dxa" w:w="2721"/>
+          </w:tcPr>
+          <w:p>
+            <w:r/>
+            <w:r>
+              <w:rPr>
+                <w:sz w:val="17"/>
+              </w:rPr>
+              <w:t>Nafath verifications (selfcare)</w:t>
+            </w:r>
+          </w:p>
+        </w:tc>
+        <w:tc>
+          <w:tcPr>
+            <w:tcW w:type="dxa" w:w="2891"/>
+          </w:tcPr>
+          <w:p>
+            <w:r/>
+            <w:r>
+              <w:rPr>
+                <w:sz w:val="17"/>
+              </w:rPr>
+              <w:t>selfcare replica · nafath_logs · created_at</w:t>
+            </w:r>
+          </w:p>
+        </w:tc>
+        <w:tc>
+          <w:tcPr>
+            <w:tcW w:type="dxa" w:w="4422"/>
+          </w:tcPr>
+          <w:p>
+            <w:r/>
+            <w:r>
+              <w:rPr>
+                <w:sz w:val="17"/>
+              </w:rPr>
+              <w:t>prod selfcare DB · nafath_logs — L2: Nafath callbacks</w:t>
+            </w:r>
+          </w:p>
+        </w:tc>
+        <w:tc>
+          <w:tcPr>
+            <w:tcW w:type="dxa" w:w="2721"/>
+          </w:tcPr>
+          <w:p>
+            <w:r/>
+            <w:r>
+              <w:rPr>
+                <w:sz w:val="17"/>
+              </w:rPr>
+              <w:t>DB replication (prod-sync)</w:t>
+            </w:r>
+          </w:p>
+        </w:tc>
+        <w:tc>
+          <w:tcPr>
+            <w:tcW w:type="dxa" w:w="1191"/>
+          </w:tcPr>
+          <w:p>
+            <w:r/>
+            <w:r>
+              <w:rPr>
+                <w:sz w:val="17"/>
+              </w:rPr>
+              <w:t>10 min</w:t>
+            </w:r>
+          </w:p>
+        </w:tc>
+        <w:tc>
+          <w:tcPr>
+            <w:tcW w:type="dxa" w:w="1871"/>
+          </w:tcPr>
+          <w:p>
+            <w:r/>
+            <w:r>
+              <w:rPr>
+                <w:sz w:val="17"/>
+              </w:rPr>
+              <w:t>—</w:t>
+            </w:r>
+          </w:p>
+        </w:tc>
+      </w:tr>
+      <w:tr>
+        <w:tc>
+          <w:tcPr>
+            <w:tcW w:type="dxa" w:w="2721"/>
+          </w:tcPr>
+          <w:p>
+            <w:r/>
+            <w:r>
+              <w:rPr>
+                <w:sz w:val="17"/>
+              </w:rPr>
+              <w:t>Change plan / ownership (selfcare)</w:t>
+            </w:r>
+          </w:p>
+        </w:tc>
+        <w:tc>
+          <w:tcPr>
+            <w:tcW w:type="dxa" w:w="2891"/>
+          </w:tcPr>
+          <w:p>
+            <w:r/>
+            <w:r>
+              <w:rPr>
+                <w:sz w:val="17"/>
+              </w:rPr>
+              <w:t>selfcare replica · change_plan_logs · created_at</w:t>
+            </w:r>
+          </w:p>
+        </w:tc>
+        <w:tc>
+          <w:tcPr>
+            <w:tcW w:type="dxa" w:w="4422"/>
+          </w:tcPr>
+          <w:p>
+            <w:r/>
+            <w:r>
+              <w:rPr>
+                <w:sz w:val="17"/>
+              </w:rPr>
+              <w:t>prod selfcare DB · change_plan_logs</w:t>
+            </w:r>
+          </w:p>
+        </w:tc>
+        <w:tc>
+          <w:tcPr>
+            <w:tcW w:type="dxa" w:w="2721"/>
+          </w:tcPr>
+          <w:p>
+            <w:r/>
+            <w:r>
+              <w:rPr>
+                <w:sz w:val="17"/>
+              </w:rPr>
+              <w:t>DB replication (prod-sync)</w:t>
+            </w:r>
+          </w:p>
+        </w:tc>
+        <w:tc>
+          <w:tcPr>
+            <w:tcW w:type="dxa" w:w="1191"/>
+          </w:tcPr>
+          <w:p>
+            <w:r/>
+            <w:r>
+              <w:rPr>
+                <w:sz w:val="17"/>
+              </w:rPr>
+              <w:t>10 min</w:t>
+            </w:r>
+          </w:p>
+        </w:tc>
+        <w:tc>
+          <w:tcPr>
+            <w:tcW w:type="dxa" w:w="1871"/>
+          </w:tcPr>
+          <w:p>
+            <w:r/>
+            <w:r>
+              <w:rPr>
+                <w:sz w:val="17"/>
+              </w:rPr>
+              <w:t>cls</w:t>
+            </w:r>
+          </w:p>
+        </w:tc>
+      </w:tr>
+      <w:tr>
+        <w:tc>
+          <w:tcPr>
+            <w:tcW w:type="dxa" w:w="2721"/>
+          </w:tcPr>
+          <w:p>
+            <w:r/>
+            <w:r>
+              <w:rPr>
+                <w:sz w:val="17"/>
+              </w:rPr>
+              <w:t>Deliveries / courier (selfcare)</w:t>
+            </w:r>
+          </w:p>
+        </w:tc>
+        <w:tc>
+          <w:tcPr>
+            <w:tcW w:type="dxa" w:w="2891"/>
+          </w:tcPr>
+          <w:p>
+            <w:r/>
+            <w:r>
+              <w:rPr>
+                <w:sz w:val="17"/>
+              </w:rPr>
+              <w:t>selfcare replica · delivery_requests · created_at</w:t>
+            </w:r>
+          </w:p>
+        </w:tc>
+        <w:tc>
+          <w:tcPr>
+            <w:tcW w:type="dxa" w:w="4422"/>
+          </w:tcPr>
+          <w:p>
+            <w:r/>
+            <w:r>
+              <w:rPr>
+                <w:sz w:val="17"/>
+              </w:rPr>
+              <w:t>prod selfcare DB · delivery_requests — L2: courier portals</w:t>
+            </w:r>
+          </w:p>
+        </w:tc>
+        <w:tc>
+          <w:tcPr>
+            <w:tcW w:type="dxa" w:w="2721"/>
+          </w:tcPr>
+          <w:p>
+            <w:r/>
+            <w:r>
+              <w:rPr>
+                <w:sz w:val="17"/>
+              </w:rPr>
+              <w:t>DB replication (prod-sync)</w:t>
+            </w:r>
+          </w:p>
+        </w:tc>
+        <w:tc>
+          <w:tcPr>
+            <w:tcW w:type="dxa" w:w="1191"/>
+          </w:tcPr>
+          <w:p>
+            <w:r/>
+            <w:r>
+              <w:rPr>
+                <w:sz w:val="17"/>
+              </w:rPr>
+              <w:t>10 min</w:t>
+            </w:r>
+          </w:p>
+        </w:tc>
+        <w:tc>
+          <w:tcPr>
+            <w:tcW w:type="dxa" w:w="1871"/>
+          </w:tcPr>
+          <w:p>
+            <w:r/>
+            <w:r>
+              <w:rPr>
+                <w:sz w:val="17"/>
+              </w:rPr>
+              <w:t>—</w:t>
+            </w:r>
+          </w:p>
+        </w:tc>
+      </w:tr>
+      <w:tr>
+        <w:tc>
+          <w:tcPr>
+            <w:tcW w:type="dxa" w:w="2721"/>
+          </w:tcPr>
+          <w:p>
+            <w:r/>
+            <w:r>
+              <w:rPr>
+                <w:sz w:val="17"/>
+              </w:rPr>
+              <w:t>Onboarding orders (selfcare)</w:t>
+            </w:r>
+          </w:p>
+        </w:tc>
+        <w:tc>
+          <w:tcPr>
+            <w:tcW w:type="dxa" w:w="2891"/>
+          </w:tcPr>
+          <w:p>
+            <w:r/>
+            <w:r>
+              <w:rPr>
+                <w:sz w:val="17"/>
+              </w:rPr>
+              <w:t>selfcare replica · onboarding_orders · created_at</w:t>
+            </w:r>
+          </w:p>
+        </w:tc>
+        <w:tc>
+          <w:tcPr>
+            <w:tcW w:type="dxa" w:w="4422"/>
+          </w:tcPr>
+          <w:p>
+            <w:r/>
+            <w:r>
+              <w:rPr>
+                <w:sz w:val="17"/>
+              </w:rPr>
+              <w:t>prod selfcare DB · onboarding_orders</w:t>
+            </w:r>
+          </w:p>
+        </w:tc>
+        <w:tc>
+          <w:tcPr>
+            <w:tcW w:type="dxa" w:w="2721"/>
+          </w:tcPr>
+          <w:p>
+            <w:r/>
+            <w:r>
+              <w:rPr>
+                <w:sz w:val="17"/>
+              </w:rPr>
+              <w:t>DB replication (prod-sync)</w:t>
+            </w:r>
+          </w:p>
+        </w:tc>
+        <w:tc>
+          <w:tcPr>
+            <w:tcW w:type="dxa" w:w="1191"/>
+          </w:tcPr>
+          <w:p>
+            <w:r/>
+            <w:r>
+              <w:rPr>
+                <w:sz w:val="17"/>
+              </w:rPr>
+              <w:t>10 min</w:t>
+            </w:r>
+          </w:p>
+        </w:tc>
+        <w:tc>
+          <w:tcPr>
+            <w:tcW w:type="dxa" w:w="1871"/>
+          </w:tcPr>
+          <w:p>
+            <w:r/>
+            <w:r>
+              <w:rPr>
+                <w:sz w:val="17"/>
+              </w:rPr>
+              <w:t>—</w:t>
+            </w:r>
+          </w:p>
+        </w:tc>
+      </w:tr>
+      <w:tr>
+        <w:tc>
+          <w:tcPr>
+            <w:tcW w:type="dxa" w:w="2721"/>
+          </w:tcPr>
+          <w:p>
+            <w:r/>
+            <w:r>
+              <w:rPr>
+                <w:sz w:val="17"/>
+              </w:rPr>
+              <w:t>Digital-API traffic (latency · 5xx · 408)</w:t>
+            </w:r>
+          </w:p>
+        </w:tc>
+        <w:tc>
+          <w:tcPr>
+            <w:tcW w:type="dxa" w:w="2891"/>
+          </w:tcPr>
+          <w:p>
+            <w:r/>
+            <w:r>
+              <w:rPr>
+                <w:sz w:val="17"/>
+              </w:rPr>
+              <w:t>—</w:t>
+            </w:r>
+          </w:p>
+        </w:tc>
+        <w:tc>
+          <w:tcPr>
+            <w:tcW w:type="dxa" w:w="4422"/>
+          </w:tcPr>
+          <w:p>
+            <w:r/>
+            <w:r>
+              <w:rPr>
+                <w:sz w:val="17"/>
+              </w:rPr>
+              <w:t>Digital-API host logs — L2: Grafana MySQL api logs</w:t>
+            </w:r>
+          </w:p>
+        </w:tc>
+        <w:tc>
+          <w:tcPr>
+            <w:tcW w:type="dxa" w:w="2721"/>
+          </w:tcPr>
+          <w:p>
+            <w:r/>
+            <w:r>
+              <w:rPr>
+                <w:sz w:val="17"/>
+              </w:rPr>
+              <w:t>ssh tail collector (API_LOG_HOSTS) or api_logs table</w:t>
+            </w:r>
+          </w:p>
+        </w:tc>
+        <w:tc>
+          <w:tcPr>
+            <w:tcW w:type="dxa" w:w="1191"/>
+          </w:tcPr>
+          <w:p>
+            <w:r/>
+            <w:r>
+              <w:rPr>
+                <w:sz w:val="17"/>
+              </w:rPr>
+              <w:t>2 min (info only)</w:t>
+            </w:r>
+          </w:p>
+        </w:tc>
+        <w:tc>
+          <w:tcPr>
+            <w:tcW w:type="dxa" w:w="1871"/>
+          </w:tcPr>
+          <w:p>
+            <w:r/>
+            <w:r>
+              <w:rPr>
+                <w:sz w:val="17"/>
+              </w:rPr>
+              <w:t>—</w:t>
+            </w:r>
+          </w:p>
+        </w:tc>
+      </w:tr>
+      <w:tr>
+        <w:tc>
+          <w:tcPr>
+            <w:tcW w:type="dxa" w:w="2721"/>
+          </w:tcPr>
+          <w:p>
+            <w:r/>
+            <w:r>
+              <w:rPr>
+                <w:sz w:val="17"/>
+              </w:rPr>
+              <w:t>APIGW node probes</w:t>
+            </w:r>
+          </w:p>
+        </w:tc>
+        <w:tc>
+          <w:tcPr>
+            <w:tcW w:type="dxa" w:w="2891"/>
+          </w:tcPr>
+          <w:p>
+            <w:r/>
+            <w:r>
+              <w:rPr>
+                <w:sz w:val="17"/>
+              </w:rPr>
+              <w:t>unified_console · apigw_probe_log · probed_at</w:t>
+            </w:r>
+          </w:p>
+        </w:tc>
+        <w:tc>
+          <w:tcPr>
+            <w:tcW w:type="dxa" w:w="4422"/>
+          </w:tcPr>
+          <w:p>
+            <w:r/>
+            <w:r>
+              <w:rPr>
+                <w:sz w:val="17"/>
+              </w:rPr>
+              <w:t>API gateway nodes — L2: NOC gateway health</w:t>
+            </w:r>
+          </w:p>
+        </w:tc>
+        <w:tc>
+          <w:tcPr>
+            <w:tcW w:type="dxa" w:w="2721"/>
+          </w:tcPr>
+          <w:p>
+            <w:r/>
+            <w:r>
+              <w:rPr>
+                <w:sz w:val="17"/>
+              </w:rPr>
+              <w:t>console probe</w:t>
+            </w:r>
+          </w:p>
+        </w:tc>
+        <w:tc>
+          <w:tcPr>
+            <w:tcW w:type="dxa" w:w="1191"/>
+          </w:tcPr>
+          <w:p>
+            <w:r/>
+            <w:r>
+              <w:rPr>
+                <w:sz w:val="17"/>
+              </w:rPr>
+              <w:t>10 min</w:t>
+            </w:r>
+          </w:p>
+        </w:tc>
+        <w:tc>
+          <w:tcPr>
+            <w:tcW w:type="dxa" w:w="1871"/>
+          </w:tcPr>
+          <w:p>
+            <w:r/>
+            <w:r>
+              <w:rPr>
+                <w:sz w:val="17"/>
+              </w:rPr>
+              <w:t>—</w:t>
             </w:r>
           </w:p>
         </w:tc>
